--- a/data/exports/kcet-differentiation_revision_notes.docx
+++ b/data/exports/kcet-differentiation_revision_notes.docx
@@ -189,7 +189,7 @@
                 <w:color w:val="2D3748"/>
                 <w:sz w:val="19"/>
               </w:rPr>
-              <w:t>Kcet Differentiation - Core Application</w:t>
+              <w:t>Continuity &amp; Differentiability at a Point</w:t>
             </w:r>
           </w:p>
         </w:tc>
@@ -209,7 +209,7 @@
               <w:rPr>
                 <w:sz w:val="19"/>
               </w:rPr>
-              <w:t>38 PYQs</w:t>
+              <w:t>20 PYQs</w:t>
             </w:r>
           </w:p>
         </w:tc>
@@ -230,7 +230,94 @@
                 <w:color w:val="718096"/>
                 <w:sz w:val="19"/>
               </w:rPr>
-              <w:t>General Concept</w:t>
+              <w:t>Continuity &amp; Differentiability</w:t>
+            </w:r>
+          </w:p>
+        </w:tc>
+      </w:tr>
+      <w:tr>
+        <w:tc>
+          <w:tcPr>
+            <w:tcW w:type="dxa" w:w="2160"/>
+            <w:shd w:fill="FFFFFF"/>
+            <w:tcMar>
+              <w:top w:w="80" w:type="dxa"/>
+              <w:bottom w:w="80" w:type="dxa"/>
+              <w:left w:w="150" w:type="dxa"/>
+              <w:right w:w="150" w:type="dxa"/>
+            </w:tcMar>
+          </w:tcPr>
+          <w:p>
+            <w:r>
+              <w:rPr>
+                <w:b/>
+                <w:color w:val="C53030"/>
+                <w:sz w:val="19"/>
+              </w:rPr>
+              <w:t>Very High</w:t>
+            </w:r>
+          </w:p>
+        </w:tc>
+        <w:tc>
+          <w:tcPr>
+            <w:tcW w:type="dxa" w:w="4320"/>
+            <w:shd w:fill="FFFFFF"/>
+            <w:tcMar>
+              <w:top w:w="80" w:type="dxa"/>
+              <w:bottom w:w="80" w:type="dxa"/>
+              <w:left w:w="150" w:type="dxa"/>
+              <w:right w:w="150" w:type="dxa"/>
+            </w:tcMar>
+          </w:tcPr>
+          <w:p>
+            <w:r>
+              <w:rPr>
+                <w:b/>
+                <w:color w:val="2D3748"/>
+                <w:sz w:val="19"/>
+              </w:rPr>
+              <w:t>Evaluation of Limits &amp; L'Hopital's Rule</w:t>
+            </w:r>
+          </w:p>
+        </w:tc>
+        <w:tc>
+          <w:tcPr>
+            <w:tcW w:type="dxa" w:w="1728"/>
+            <w:shd w:fill="FFFFFF"/>
+            <w:tcMar>
+              <w:top w:w="80" w:type="dxa"/>
+              <w:bottom w:w="80" w:type="dxa"/>
+              <w:left w:w="150" w:type="dxa"/>
+              <w:right w:w="150" w:type="dxa"/>
+            </w:tcMar>
+          </w:tcPr>
+          <w:p>
+            <w:r>
+              <w:rPr>
+                <w:sz w:val="19"/>
+              </w:rPr>
+              <w:t>18 PYQs</w:t>
+            </w:r>
+          </w:p>
+        </w:tc>
+        <w:tc>
+          <w:tcPr>
+            <w:tcW w:type="dxa" w:w="1872"/>
+            <w:shd w:fill="FFFFFF"/>
+            <w:tcMar>
+              <w:top w:w="80" w:type="dxa"/>
+              <w:bottom w:w="80" w:type="dxa"/>
+              <w:left w:w="150" w:type="dxa"/>
+              <w:right w:w="150" w:type="dxa"/>
+            </w:tcMar>
+          </w:tcPr>
+          <w:p>
+            <w:r>
+              <w:rPr>
+                <w:color w:val="718096"/>
+                <w:sz w:val="19"/>
+              </w:rPr>
+              <w:t>Limits</w:t>
             </w:r>
           </w:p>
         </w:tc>
@@ -311,6 +398,98 @@
           </w:p>
         </w:tc>
       </w:tr>
+      <w:tr>
+        <w:tc>
+          <w:tcPr>
+            <w:tcW w:type="dxa" w:w="3600"/>
+            <w:shd w:fill="F7FAFC"/>
+            <w:tcMar>
+              <w:top w:w="100" w:type="dxa"/>
+              <w:bottom w:w="100" w:type="dxa"/>
+              <w:left w:w="150" w:type="dxa"/>
+              <w:right w:w="150" w:type="dxa"/>
+            </w:tcMar>
+          </w:tcPr>
+          <w:p>
+            <w:r>
+              <w:rPr>
+                <w:b/>
+                <w:color w:val="1A365D"/>
+                <w:sz w:val="19"/>
+              </w:rPr>
+              <w:t>Continuity &amp; Differentiability at a Point</w:t>
+            </w:r>
+          </w:p>
+        </w:tc>
+        <w:tc>
+          <w:tcPr>
+            <w:tcW w:type="dxa" w:w="6480"/>
+            <w:shd w:fill="F7FAFC"/>
+            <w:tcMar>
+              <w:top w:w="100" w:type="dxa"/>
+              <w:bottom w:w="100" w:type="dxa"/>
+              <w:left w:w="150" w:type="dxa"/>
+              <w:right w:w="150" w:type="dxa"/>
+            </w:tcMar>
+          </w:tcPr>
+          <w:p>
+            <w:r>
+              <w:rPr>
+                <w:rFonts w:ascii="Cambria Math" w:hAnsi="Cambria Math"/>
+                <w:color w:val="2D3748"/>
+                <w:sz w:val="19"/>
+              </w:rPr>
+              <w:t>\text{Continuous at } a \iff \lim_{x \to a^-} f(x) = \lim_{x \to a^+} f(x) = f(a), \quad \text{Differentiability } \implies \text{Continuity}</w:t>
+            </w:r>
+          </w:p>
+        </w:tc>
+      </w:tr>
+      <w:tr>
+        <w:tc>
+          <w:tcPr>
+            <w:tcW w:type="dxa" w:w="3600"/>
+            <w:shd w:fill="FFFFFF"/>
+            <w:tcMar>
+              <w:top w:w="100" w:type="dxa"/>
+              <w:bottom w:w="100" w:type="dxa"/>
+              <w:left w:w="150" w:type="dxa"/>
+              <w:right w:w="150" w:type="dxa"/>
+            </w:tcMar>
+          </w:tcPr>
+          <w:p>
+            <w:r>
+              <w:rPr>
+                <w:b/>
+                <w:color w:val="1A365D"/>
+                <w:sz w:val="19"/>
+              </w:rPr>
+              <w:t>Evaluation of Limits &amp; L'Hopital's Rule</w:t>
+            </w:r>
+          </w:p>
+        </w:tc>
+        <w:tc>
+          <w:tcPr>
+            <w:tcW w:type="dxa" w:w="6480"/>
+            <w:shd w:fill="FFFFFF"/>
+            <w:tcMar>
+              <w:top w:w="100" w:type="dxa"/>
+              <w:bottom w:w="100" w:type="dxa"/>
+              <w:left w:w="150" w:type="dxa"/>
+              <w:right w:w="150" w:type="dxa"/>
+            </w:tcMar>
+          </w:tcPr>
+          <w:p>
+            <w:r>
+              <w:rPr>
+                <w:rFonts w:ascii="Cambria Math" w:hAnsi="Cambria Math"/>
+                <w:color w:val="2D3748"/>
+                <w:sz w:val="19"/>
+              </w:rPr>
+              <w:t>\lim_{x \to 0}\frac{\sin x}{x} = 1, \quad \lim_{x \to 0}\frac{\ln(1+x)}{x} = 1, \quad \lim_{x \to a} f(x)^{g(x)} = e^{\lim_{x \to a} (f(x) - 1)g(x)} \text{ (for } 1^\infty)</w:t>
+            </w:r>
+          </w:p>
+        </w:tc>
+      </w:tr>
     </w:tbl>
     <w:p>
       <w:pPr>
@@ -338,7 +517,7 @@
           <w:color w:val="2B6CB0"/>
           <w:sz w:val="24"/>
         </w:rPr>
-        <w:t>3.1 Kcet Differentiation - Core Application (Very High Yield — 38 PYQs)</w:t>
+        <w:t>3.1 Continuity &amp; Differentiability at a Point (Very High Yield — 20 PYQs)</w:t>
       </w:r>
     </w:p>
     <w:p>
@@ -353,7 +532,7 @@
         <w:rPr>
           <w:sz w:val="20"/>
         </w:rPr>
-        <w:t>Key problem pattern in Kcet Differentiation.</w:t>
+        <w:t>Epsilon-delta and limit criteria for continuity, left/right hand derivatives, and graphical identification of non-differentiable sharp points.</w:t>
       </w:r>
     </w:p>
     <w:tbl>
@@ -391,7 +570,7 @@
                 <w:color w:val="2D3748"/>
                 <w:sz w:val="19"/>
               </w:rPr>
-              <w:t>Watch for algebraic and sign errors.</w:t>
+              <w:t>Differentiability implies continuity, but continuity DOES NOT imply differentiability (e.g. f(x) = |x| is continuous at x=0 but not differentiable).</w:t>
             </w:r>
           </w:p>
         </w:tc>
@@ -432,7 +611,7 @@
                 <w:color w:val="2D3748"/>
                 <w:sz w:val="19"/>
               </w:rPr>
-              <w:t>Verify dimensions and boundary conditions.</w:t>
+              <w:t>The greatest integer function [x] is discontinuous at all integer points x ∈ \mathbbZ.</w:t>
             </w:r>
           </w:p>
         </w:tc>
@@ -488,6 +667,187 @@
           <w:b/>
           <w:sz w:val="18"/>
         </w:rPr>
+        <w:t xml:space="preserve">[2026 Shift] Q#3 (MCQ): </w:t>
+      </w:r>
+      <w:r>
+        <w:rPr>
+          <w:sz w:val="18"/>
+        </w:rPr>
+        <w:t xml:space="preserve">"If y=\sqrt[3] , then (dy / dx)=..."  </w:t>
+      </w:r>
+      <w:r>
+        <w:rPr>
+          <w:b/>
+          <w:color w:val="2B6CB0"/>
+          <w:sz w:val="18"/>
+        </w:rPr>
+        <w:t>[Ans: N/A]</w:t>
+      </w:r>
+    </w:p>
+    <w:p>
+      <w:pPr>
+        <w:pStyle w:val="ListBullet"/>
+        <w:spacing w:after="40"/>
+      </w:pPr>
+      <w:r>
+        <w:rPr>
+          <w:b/>
+          <w:sz w:val="18"/>
+        </w:rPr>
+        <w:t xml:space="preserve">[2025 Shift] Q#1 (MCQ): </w:t>
+      </w:r>
+      <w:r>
+        <w:rPr>
+          <w:sz w:val="18"/>
+        </w:rPr>
+        <w:t xml:space="preserve">"If y=(cosx / 1+sinx) , then (a) (dy / dx)=(-1 / 1+sinx) (b) (dy / dx)=(1 / 1+sinx) (c) $\frac{dy}{dx}=-\frac{1}{2}..."  </w:t>
+      </w:r>
+      <w:r>
+        <w:rPr>
+          <w:b/>
+          <w:color w:val="2B6CB0"/>
+          <w:sz w:val="18"/>
+        </w:rPr>
+        <w:t>[Ans: N/A]</w:t>
+      </w:r>
+    </w:p>
+    <w:p>
+      <w:pPr>
+        <w:spacing w:after="120"/>
+      </w:pPr>
+    </w:p>
+    <w:p>
+      <w:pPr>
+        <w:pStyle w:val="Heading2"/>
+      </w:pPr>
+      <w:r>
+        <w:rPr>
+          <w:color w:val="2B6CB0"/>
+          <w:sz w:val="24"/>
+        </w:rPr>
+        <w:t>3.2 Evaluation of Limits &amp; L'Hopital's Rule (Very High Yield — 18 PYQs)</w:t>
+      </w:r>
+    </w:p>
+    <w:p>
+      <w:r>
+        <w:rPr>
+          <w:b/>
+          <w:sz w:val="20"/>
+        </w:rPr>
+        <w:t xml:space="preserve">Core Principle: </w:t>
+      </w:r>
+      <w:r>
+        <w:rPr>
+          <w:sz w:val="20"/>
+        </w:rPr>
+        <w:t>Resolution of indeterminate forms (0/0, ∞/∞, 1^∞), standard trigonometric and exponential limits, and Series expansion.</w:t>
+      </w:r>
+    </w:p>
+    <w:tbl>
+      <w:tblPr>
+        <w:tblW w:type="auto" w:w="0"/>
+        <w:jc w:val="center"/>
+        <w:tblLook w:firstColumn="1" w:firstRow="1" w:lastColumn="0" w:lastRow="0" w:noHBand="0" w:noVBand="1" w:val="04A0"/>
+      </w:tblPr>
+      <w:tblGrid>
+        <w:gridCol w:w="10080"/>
+      </w:tblGrid>
+      <w:tr>
+        <w:tc>
+          <w:tcPr>
+            <w:tcW w:type="dxa" w:w="10080"/>
+            <w:shd w:fill="FFF5F5"/>
+            <w:tcMar>
+              <w:top w:w="100" w:type="dxa"/>
+              <w:bottom w:w="100" w:type="dxa"/>
+              <w:left w:w="150" w:type="dxa"/>
+              <w:right w:w="150" w:type="dxa"/>
+            </w:tcMar>
+          </w:tcPr>
+          <w:p>
+            <w:r>
+              <w:rPr>
+                <w:b/>
+                <w:color w:val="C53030"/>
+                <w:sz w:val="19"/>
+              </w:rPr>
+              <w:t xml:space="preserve">⚠️ Common Trap / JEE Pitfall: </w:t>
+            </w:r>
+            <w:r>
+              <w:rPr>
+                <w:color w:val="2D3748"/>
+                <w:sz w:val="19"/>
+              </w:rPr>
+              <w:t>Before applying L'Hopital's rule, ALWAYS check that the limit is in an indeterminate form (0/0 or ∞/∞). Differentiating a determinate form produces an incorrect answer.</w:t>
+            </w:r>
+          </w:p>
+        </w:tc>
+      </w:tr>
+    </w:tbl>
+    <w:tbl>
+      <w:tblPr>
+        <w:tblW w:type="auto" w:w="0"/>
+        <w:jc w:val="center"/>
+        <w:tblLook w:firstColumn="1" w:firstRow="1" w:lastColumn="0" w:lastRow="0" w:noHBand="0" w:noVBand="1" w:val="04A0"/>
+      </w:tblPr>
+      <w:tblGrid>
+        <w:gridCol w:w="10080"/>
+      </w:tblGrid>
+      <w:tr>
+        <w:tc>
+          <w:tcPr>
+            <w:tcW w:type="dxa" w:w="10080"/>
+            <w:shd w:fill="F0FFF4"/>
+            <w:tcMar>
+              <w:top w:w="100" w:type="dxa"/>
+              <w:bottom w:w="100" w:type="dxa"/>
+              <w:left w:w="150" w:type="dxa"/>
+              <w:right w:w="150" w:type="dxa"/>
+            </w:tcMar>
+          </w:tcPr>
+          <w:p>
+            <w:r>
+              <w:rPr>
+                <w:b/>
+                <w:color w:val="276749"/>
+                <w:sz w:val="19"/>
+              </w:rPr>
+              <w:t xml:space="preserve">💡 Speed Hack / Trick: </w:t>
+            </w:r>
+            <w:r>
+              <w:rPr>
+                <w:color w:val="2D3748"/>
+                <w:sz w:val="19"/>
+              </w:rPr>
+              <w:t>Maclaurin expansions are often faster than repeated L'Hopital: sin x = x - (x^3 / 6), cos x = 1 - (x^2 / 2), e^x = 1 + x + (x^2 / 2).</w:t>
+            </w:r>
+          </w:p>
+        </w:tc>
+      </w:tr>
+    </w:tbl>
+    <w:p>
+      <w:pPr>
+        <w:spacing w:before="120" w:after="40"/>
+      </w:pPr>
+      <w:r>
+        <w:rPr>
+          <w:b/>
+          <w:color w:val="1A365D"/>
+          <w:sz w:val="19"/>
+        </w:rPr>
+        <w:t>Source PYQs testing this concept:</w:t>
+      </w:r>
+    </w:p>
+    <w:p>
+      <w:pPr>
+        <w:pStyle w:val="ListBullet"/>
+        <w:spacing w:after="40"/>
+      </w:pPr>
+      <w:r>
+        <w:rPr>
+          <w:b/>
+          <w:sz w:val="18"/>
+        </w:rPr>
         <w:t xml:space="preserve">[2026 Shift] Q#2 (MCQ): </w:t>
       </w:r>
       <w:r>
@@ -515,13 +875,40 @@
           <w:b/>
           <w:sz w:val="18"/>
         </w:rPr>
-        <w:t xml:space="preserve">[2026 Shift] Q#3 (MCQ): </w:t>
+        <w:t xml:space="preserve">[2026 Shift] Q#4 (MCQ): </w:t>
       </w:r>
       <w:r>
         <w:rPr>
           <w:sz w:val="18"/>
         </w:rPr>
-        <w:t xml:space="preserve">"If y=\sqrt[3] , then (dy / dx)=..."  </w:t>
+        <w:t xml:space="preserve">"If √(x)\sqrt[3]=(x+y)^n and x(dy / dx)-y=0 , then n=..."  </w:t>
+      </w:r>
+      <w:r>
+        <w:rPr>
+          <w:b/>
+          <w:color w:val="2B6CB0"/>
+          <w:sz w:val="18"/>
+        </w:rPr>
+        <w:t>[Ans: C]</w:t>
+      </w:r>
+    </w:p>
+    <w:p>
+      <w:pPr>
+        <w:pStyle w:val="ListBullet"/>
+        <w:spacing w:after="40"/>
+      </w:pPr>
+      <w:r>
+        <w:rPr>
+          <w:b/>
+          <w:sz w:val="18"/>
+        </w:rPr>
+        <w:t xml:space="preserve">[2025 Shift] Q#2 (MCQ): </w:t>
+      </w:r>
+      <w:r>
+        <w:rPr>
+          <w:sz w:val="18"/>
+        </w:rPr>
+        <w:t xml:space="preserve">"If y=asin^3t,x=acos^3t , then (dy / dx) at t=(3π / 4) is..."  </w:t>
       </w:r>
       <w:r>
         <w:rPr>
@@ -660,6 +1047,129 @@
               <w:t>Solution Analysis:</w:t>
               <w:br/>
               <w:t>Take y=cos^-1(4x^3-3x) and t=cos^-1(2x^2-1) We need (d^2y / dt^2) Since (1 / 2) x=cos θ where 0&lt;θ&lt;(π / 3) Now use the standard identities: 4cos^3θ-3cosθ=cos 3θ and 2cos^2θ-1=cos 2θ So, y=cos^-1(cos 3θ) Since0&lt;3\theta&lt;\pi, we get y=3θ Also, t=cos^-1(cos 2θ) Since0&lt;2\theta&lt;\pi$, we get t=2θ Thus, y=3θ, t=2θ So, y=(3 / 2)t Hence, (dy / dt)=(3 / 2) and (d^2y / dt^2)=0 So the correct option is \boxed0 Option A.</w:t>
+            </w:r>
+          </w:p>
+        </w:tc>
+      </w:tr>
+    </w:tbl>
+    <w:p>
+      <w:pPr>
+        <w:spacing w:after="120"/>
+      </w:pPr>
+    </w:p>
+    <w:p>
+      <w:pPr>
+        <w:spacing w:before="160" w:after="40"/>
+      </w:pPr>
+      <w:r>
+        <w:rPr>
+          <w:b/>
+          <w:color w:val="1A365D"/>
+          <w:sz w:val="22"/>
+        </w:rPr>
+        <w:t>Benchmark Problem 2: KCET 2026 (Q#2)</w:t>
+      </w:r>
+    </w:p>
+    <w:p>
+      <w:pPr>
+        <w:spacing w:after="80"/>
+      </w:pPr>
+      <w:r>
+        <w:rPr>
+          <w:sz w:val="20"/>
+        </w:rPr>
+        <w:t>If f(x)=sin^-1(\frac2x1+x^2) , then f^'((1 / 2))=</w:t>
+      </w:r>
+    </w:p>
+    <w:p>
+      <w:pPr>
+        <w:pStyle w:val="ListBullet"/>
+        <w:spacing w:after="20"/>
+      </w:pPr>
+      <w:r>
+        <w:rPr>
+          <w:b/>
+          <w:color w:val="276749"/>
+          <w:sz w:val="19"/>
+        </w:rPr>
+        <w:t>(A) (8 / 5)</w:t>
+      </w:r>
+    </w:p>
+    <w:p>
+      <w:pPr>
+        <w:pStyle w:val="ListBullet"/>
+        <w:spacing w:after="20"/>
+      </w:pPr>
+      <w:r>
+        <w:rPr>
+          <w:sz w:val="19"/>
+        </w:rPr>
+        <w:t>(B) (5 / 8)</w:t>
+      </w:r>
+    </w:p>
+    <w:p>
+      <w:pPr>
+        <w:pStyle w:val="ListBullet"/>
+        <w:spacing w:after="20"/>
+      </w:pPr>
+      <w:r>
+        <w:rPr>
+          <w:sz w:val="19"/>
+        </w:rPr>
+        <w:t>(C) (4 / 5)</w:t>
+      </w:r>
+    </w:p>
+    <w:p>
+      <w:pPr>
+        <w:pStyle w:val="ListBullet"/>
+        <w:spacing w:after="20"/>
+      </w:pPr>
+      <w:r>
+        <w:rPr>
+          <w:sz w:val="19"/>
+        </w:rPr>
+        <w:t>(D) 0</w:t>
+      </w:r>
+    </w:p>
+    <w:tbl>
+      <w:tblPr>
+        <w:tblW w:type="auto" w:w="0"/>
+        <w:jc w:val="center"/>
+        <w:tblLook w:firstColumn="1" w:firstRow="1" w:lastColumn="0" w:lastRow="0" w:noHBand="0" w:noVBand="1" w:val="04A0"/>
+      </w:tblPr>
+      <w:tblGrid>
+        <w:gridCol w:w="10080"/>
+      </w:tblGrid>
+      <w:tr>
+        <w:tc>
+          <w:tcPr>
+            <w:tcW w:type="dxa" w:w="10080"/>
+            <w:shd w:fill="F7FAFC"/>
+            <w:tcMar>
+              <w:top w:w="100" w:type="dxa"/>
+              <w:bottom w:w="100" w:type="dxa"/>
+              <w:left w:w="150" w:type="dxa"/>
+              <w:right w:w="150" w:type="dxa"/>
+            </w:tcMar>
+          </w:tcPr>
+          <w:p>
+            <w:r>
+              <w:rPr>
+                <w:b/>
+                <w:color w:val="1A365D"/>
+                <w:sz w:val="19"/>
+              </w:rPr>
+              <w:t>Correct Answer: A</w:t>
+              <w:br/>
+            </w:r>
+            <w:r>
+              <w:rPr>
+                <w:color w:val="2D3748"/>
+                <w:sz w:val="18"/>
+              </w:rPr>
+              <w:t>Solution Analysis:</w:t>
+              <w:br/>
+              <w:t>Given f(x)=sin^-1(\frac2x1+x^2) Put u=\frac2x1+x^2 Then f^'(x)=\fracu^'√(1-u^2) Now differentiate u : u^'=\frac(1+x^2)(2)-2x(2x)(1+x^2)^2 u^'=\frac2+2x^2-4x^2(1+x^2)^2=\frac2(1-x^2)(1+x^2)^2 Also, 1-u^2=1-(\frac2x1+x^2)^2 =\frac(1+x^2)^2-4x^2(1+x^2)^2 =\frac(1-x^2)^2(1+x^2)^2 So, √(1-u^2)=\frac|1-x^2|1+x^2 At x=(1 / 2) , we have 1-x^2&gt;0 , so √(1-u^2)=\frac1-x^21+x^2 Thus, f^'(x)=\frac\frac2(1-x^2)(1+x^2)^2\frac1-x^21+x^2 f^'(x)=\frac21+x^2 Now put x=(1 / 2) : f^'((1 / 2))=\frac21+((1 / 2))^2 =(2 / 1+(1 / 4))=(2 / (5 / 4))=(8 / 5) So the correct option is (8 / 5) Option A.</w:t>
             </w:r>
           </w:p>
         </w:tc>

--- a/data/exports/kcet-differentiation_revision_notes.docx
+++ b/data/exports/kcet-differentiation_revision_notes.docx
@@ -13,7 +13,7 @@
           <w:color w:val="1A365D"/>
           <w:sz w:val="44"/>
         </w:rPr>
-        <w:t>JEE MAIN REVISION MASTER: DIFFERENTIATION 2026 4 QUESTIONS 6.67% WEIGHTAGE ↑33.4%</w:t>
+        <w:t>JEE MAIN REVISION MASTER: DIFFERENTIATION</w:t>
       </w:r>
     </w:p>
     <w:p>
@@ -189,7 +189,7 @@
                 <w:color w:val="2D3748"/>
                 <w:sz w:val="19"/>
               </w:rPr>
-              <w:t>Continuity &amp; Differentiability at a Point</w:t>
+              <w:t>Evaluation of Limits &amp; L'Hopital's Rule</w:t>
             </w:r>
           </w:p>
         </w:tc>
@@ -209,7 +209,7 @@
               <w:rPr>
                 <w:sz w:val="19"/>
               </w:rPr>
-              <w:t>20 PYQs</w:t>
+              <w:t>31 PYQs</w:t>
             </w:r>
           </w:p>
         </w:tc>
@@ -230,7 +230,7 @@
                 <w:color w:val="718096"/>
                 <w:sz w:val="19"/>
               </w:rPr>
-              <w:t>Continuity &amp; Differentiability</w:t>
+              <w:t>Limits</w:t>
             </w:r>
           </w:p>
         </w:tc>
@@ -251,10 +251,10 @@
             <w:r>
               <w:rPr>
                 <w:b/>
-                <w:color w:val="C53030"/>
+                <w:color w:val="718096"/>
                 <w:sz w:val="19"/>
               </w:rPr>
-              <w:t>Very High</w:t>
+              <w:t>Moderate</w:t>
             </w:r>
           </w:p>
         </w:tc>
@@ -276,7 +276,7 @@
                 <w:color w:val="2D3748"/>
                 <w:sz w:val="19"/>
               </w:rPr>
-              <w:t>Evaluation of Limits &amp; L'Hopital's Rule</w:t>
+              <w:t>Continuity &amp; Differentiability at a Point</w:t>
             </w:r>
           </w:p>
         </w:tc>
@@ -296,7 +296,7 @@
               <w:rPr>
                 <w:sz w:val="19"/>
               </w:rPr>
-              <w:t>18 PYQs</w:t>
+              <w:t>7 PYQs</w:t>
             </w:r>
           </w:p>
         </w:tc>
@@ -317,7 +317,7 @@
                 <w:color w:val="718096"/>
                 <w:sz w:val="19"/>
               </w:rPr>
-              <w:t>Limits</w:t>
+              <w:t>Continuity &amp; Differentiability</w:t>
             </w:r>
           </w:p>
         </w:tc>
@@ -417,7 +417,7 @@
                 <w:color w:val="1A365D"/>
                 <w:sz w:val="19"/>
               </w:rPr>
-              <w:t>Continuity &amp; Differentiability at a Point</w:t>
+              <w:t>Evaluation of Limits &amp; L'Hopital's Rule</w:t>
             </w:r>
           </w:p>
         </w:tc>
@@ -439,7 +439,7 @@
                 <w:color w:val="2D3748"/>
                 <w:sz w:val="19"/>
               </w:rPr>
-              <w:t>\text{Continuous at } a \iff \lim_{x \to a^-} f(x) = \lim_{x \to a^+} f(x) = f(a), \quad \text{Differentiability } \implies \text{Continuity}</w:t>
+              <w:t>\lim_{x \to 0}\frac{\sin x}{x} = 1, \quad \lim_{x \to 0}\frac{\ln(1+x)}{x} = 1, \quad \lim_{x \to a} f(x)^{g(x)} = e^{\lim_{x \to a} (f(x) - 1)g(x)} \text{ (for } 1^\infty)</w:t>
             </w:r>
           </w:p>
         </w:tc>
@@ -463,7 +463,7 @@
                 <w:color w:val="1A365D"/>
                 <w:sz w:val="19"/>
               </w:rPr>
-              <w:t>Evaluation of Limits &amp; L'Hopital's Rule</w:t>
+              <w:t>Continuity &amp; Differentiability at a Point</w:t>
             </w:r>
           </w:p>
         </w:tc>
@@ -485,7 +485,7 @@
                 <w:color w:val="2D3748"/>
                 <w:sz w:val="19"/>
               </w:rPr>
-              <w:t>\lim_{x \to 0}\frac{\sin x}{x} = 1, \quad \lim_{x \to 0}\frac{\ln(1+x)}{x} = 1, \quad \lim_{x \to a} f(x)^{g(x)} = e^{\lim_{x \to a} (f(x) - 1)g(x)} \text{ (for } 1^\infty)</w:t>
+              <w:t>\text{Continuous at } a \iff \lim_{x \to a^-} f(x) = \lim_{x \to a^+} f(x) = f(a), \quad \text{Differentiability } \implies \text{Continuity}</w:t>
             </w:r>
           </w:p>
         </w:tc>
@@ -517,7 +517,215 @@
           <w:color w:val="2B6CB0"/>
           <w:sz w:val="24"/>
         </w:rPr>
-        <w:t>3.1 Continuity &amp; Differentiability at a Point (Very High Yield — 20 PYQs)</w:t>
+        <w:t>3.1 Evaluation of Limits &amp; L'Hopital's Rule (Very High Yield — 31 PYQs)</w:t>
+      </w:r>
+    </w:p>
+    <w:p>
+      <w:r>
+        <w:rPr>
+          <w:b/>
+          <w:sz w:val="20"/>
+        </w:rPr>
+        <w:t xml:space="preserve">Core Principle: </w:t>
+      </w:r>
+      <w:r>
+        <w:rPr>
+          <w:sz w:val="20"/>
+        </w:rPr>
+        <w:t>Resolution of indeterminate forms (0/0, ∞/∞, 1^∞), standard trigonometric and exponential limits, and Series expansion.</w:t>
+      </w:r>
+    </w:p>
+    <w:tbl>
+      <w:tblPr>
+        <w:tblW w:type="auto" w:w="0"/>
+        <w:jc w:val="center"/>
+        <w:tblLook w:firstColumn="1" w:firstRow="1" w:lastColumn="0" w:lastRow="0" w:noHBand="0" w:noVBand="1" w:val="04A0"/>
+      </w:tblPr>
+      <w:tblGrid>
+        <w:gridCol w:w="10080"/>
+      </w:tblGrid>
+      <w:tr>
+        <w:tc>
+          <w:tcPr>
+            <w:tcW w:type="dxa" w:w="10080"/>
+            <w:shd w:fill="FFF5F5"/>
+            <w:tcMar>
+              <w:top w:w="100" w:type="dxa"/>
+              <w:bottom w:w="100" w:type="dxa"/>
+              <w:left w:w="150" w:type="dxa"/>
+              <w:right w:w="150" w:type="dxa"/>
+            </w:tcMar>
+          </w:tcPr>
+          <w:p>
+            <w:r>
+              <w:rPr>
+                <w:b/>
+                <w:color w:val="C53030"/>
+                <w:sz w:val="19"/>
+              </w:rPr>
+              <w:t xml:space="preserve">⚠️ Common Trap / JEE Pitfall: </w:t>
+            </w:r>
+            <w:r>
+              <w:rPr>
+                <w:color w:val="2D3748"/>
+                <w:sz w:val="19"/>
+              </w:rPr>
+              <w:t>Before applying L'Hopital's rule, ALWAYS check that the limit is in an indeterminate form (0/0 or ∞/∞). Differentiating a determinate form produces an incorrect answer.</w:t>
+            </w:r>
+          </w:p>
+        </w:tc>
+      </w:tr>
+    </w:tbl>
+    <w:tbl>
+      <w:tblPr>
+        <w:tblW w:type="auto" w:w="0"/>
+        <w:jc w:val="center"/>
+        <w:tblLook w:firstColumn="1" w:firstRow="1" w:lastColumn="0" w:lastRow="0" w:noHBand="0" w:noVBand="1" w:val="04A0"/>
+      </w:tblPr>
+      <w:tblGrid>
+        <w:gridCol w:w="10080"/>
+      </w:tblGrid>
+      <w:tr>
+        <w:tc>
+          <w:tcPr>
+            <w:tcW w:type="dxa" w:w="10080"/>
+            <w:shd w:fill="F0FFF4"/>
+            <w:tcMar>
+              <w:top w:w="100" w:type="dxa"/>
+              <w:bottom w:w="100" w:type="dxa"/>
+              <w:left w:w="150" w:type="dxa"/>
+              <w:right w:w="150" w:type="dxa"/>
+            </w:tcMar>
+          </w:tcPr>
+          <w:p>
+            <w:r>
+              <w:rPr>
+                <w:b/>
+                <w:color w:val="276749"/>
+                <w:sz w:val="19"/>
+              </w:rPr>
+              <w:t xml:space="preserve">💡 Speed Hack / Trick: </w:t>
+            </w:r>
+            <w:r>
+              <w:rPr>
+                <w:color w:val="2D3748"/>
+                <w:sz w:val="19"/>
+              </w:rPr>
+              <w:t>Maclaurin expansions are often faster than repeated L'Hopital: sin x = x - (x^3 / 6), cos x = 1 - (x^2 / 2), e^x = 1 + x + (x^2 / 2).</w:t>
+            </w:r>
+          </w:p>
+        </w:tc>
+      </w:tr>
+    </w:tbl>
+    <w:p>
+      <w:pPr>
+        <w:spacing w:before="120" w:after="40"/>
+      </w:pPr>
+      <w:r>
+        <w:rPr>
+          <w:b/>
+          <w:color w:val="1A365D"/>
+          <w:sz w:val="19"/>
+        </w:rPr>
+        <w:t>Source PYQs testing this concept:</w:t>
+      </w:r>
+    </w:p>
+    <w:p>
+      <w:pPr>
+        <w:pStyle w:val="ListBullet"/>
+        <w:spacing w:after="40"/>
+      </w:pPr>
+      <w:r>
+        <w:rPr>
+          <w:b/>
+          <w:sz w:val="18"/>
+        </w:rPr>
+        <w:t xml:space="preserve">[2026 Shift] Q#1 (MCQ): </w:t>
+      </w:r>
+      <w:r>
+        <w:rPr>
+          <w:sz w:val="18"/>
+        </w:rPr>
+        <w:t xml:space="preserve">"The second order derivative of cos^-1(4x^3-3x) with respect to cos^-1(2x^2-1) , where (1 / 2)&lt;x&lt;1 is..."  </w:t>
+      </w:r>
+      <w:r>
+        <w:rPr>
+          <w:b/>
+          <w:color w:val="2B6CB0"/>
+          <w:sz w:val="18"/>
+        </w:rPr>
+        <w:t>[Ans: N/A]</w:t>
+      </w:r>
+    </w:p>
+    <w:p>
+      <w:pPr>
+        <w:pStyle w:val="ListBullet"/>
+        <w:spacing w:after="40"/>
+      </w:pPr>
+      <w:r>
+        <w:rPr>
+          <w:b/>
+          <w:sz w:val="18"/>
+        </w:rPr>
+        <w:t xml:space="preserve">[2026 Shift] Q#2 (MCQ): </w:t>
+      </w:r>
+      <w:r>
+        <w:rPr>
+          <w:sz w:val="18"/>
+        </w:rPr>
+        <w:t xml:space="preserve">"If f(x)=sin^-1(\frac2x1+x^2) , then f^'((1 / 2))=..."  </w:t>
+      </w:r>
+      <w:r>
+        <w:rPr>
+          <w:b/>
+          <w:color w:val="2B6CB0"/>
+          <w:sz w:val="18"/>
+        </w:rPr>
+        <w:t>[Ans: A]</w:t>
+      </w:r>
+    </w:p>
+    <w:p>
+      <w:pPr>
+        <w:pStyle w:val="ListBullet"/>
+        <w:spacing w:after="40"/>
+      </w:pPr>
+      <w:r>
+        <w:rPr>
+          <w:b/>
+          <w:sz w:val="18"/>
+        </w:rPr>
+        <w:t xml:space="preserve">[2025 Shift] Q#1 (MCQ): </w:t>
+      </w:r>
+      <w:r>
+        <w:rPr>
+          <w:sz w:val="18"/>
+        </w:rPr>
+        <w:t xml:space="preserve">"If y=(cosx / 1+sinx) , then (a) (dy / dx)=(-1 / 1+sinx) (b) (dy / dx)=(1 / 1+sinx) (c) $\frac{dy}{dx}=-\frac{1}{2}..."  </w:t>
+      </w:r>
+      <w:r>
+        <w:rPr>
+          <w:b/>
+          <w:color w:val="2B6CB0"/>
+          <w:sz w:val="18"/>
+        </w:rPr>
+        <w:t>[Ans: N/A]</w:t>
+      </w:r>
+    </w:p>
+    <w:p>
+      <w:pPr>
+        <w:spacing w:after="120"/>
+      </w:pPr>
+    </w:p>
+    <w:p>
+      <w:pPr>
+        <w:pStyle w:val="Heading2"/>
+      </w:pPr>
+      <w:r>
+        <w:rPr>
+          <w:color w:val="2B6CB0"/>
+          <w:sz w:val="24"/>
+        </w:rPr>
+        <w:t>3.2 Continuity &amp; Differentiability at a Point (Moderate Yield — 7 PYQs)</w:t>
       </w:r>
     </w:p>
     <w:p>
@@ -640,33 +848,6 @@
           <w:b/>
           <w:sz w:val="18"/>
         </w:rPr>
-        <w:t xml:space="preserve">[2026 Shift] Q#1 (MCQ): </w:t>
-      </w:r>
-      <w:r>
-        <w:rPr>
-          <w:sz w:val="18"/>
-        </w:rPr>
-        <w:t xml:space="preserve">"The second order derivative of cos^-1(4x^3-3x) with respect to cos^-1(2x^2-1) , where (1 / 2)&lt;x&lt;1 is..."  </w:t>
-      </w:r>
-      <w:r>
-        <w:rPr>
-          <w:b/>
-          <w:color w:val="2B6CB0"/>
-          <w:sz w:val="18"/>
-        </w:rPr>
-        <w:t>[Ans: N/A]</w:t>
-      </w:r>
-    </w:p>
-    <w:p>
-      <w:pPr>
-        <w:pStyle w:val="ListBullet"/>
-        <w:spacing w:after="40"/>
-      </w:pPr>
-      <w:r>
-        <w:rPr>
-          <w:b/>
-          <w:sz w:val="18"/>
-        </w:rPr>
         <w:t xml:space="preserve">[2026 Shift] Q#3 (MCQ): </w:t>
       </w:r>
       <w:r>
@@ -682,187 +863,6 @@
           <w:sz w:val="18"/>
         </w:rPr>
         <w:t>[Ans: N/A]</w:t>
-      </w:r>
-    </w:p>
-    <w:p>
-      <w:pPr>
-        <w:pStyle w:val="ListBullet"/>
-        <w:spacing w:after="40"/>
-      </w:pPr>
-      <w:r>
-        <w:rPr>
-          <w:b/>
-          <w:sz w:val="18"/>
-        </w:rPr>
-        <w:t xml:space="preserve">[2025 Shift] Q#1 (MCQ): </w:t>
-      </w:r>
-      <w:r>
-        <w:rPr>
-          <w:sz w:val="18"/>
-        </w:rPr>
-        <w:t xml:space="preserve">"If y=(cosx / 1+sinx) , then (a) (dy / dx)=(-1 / 1+sinx) (b) (dy / dx)=(1 / 1+sinx) (c) $\frac{dy}{dx}=-\frac{1}{2}..."  </w:t>
-      </w:r>
-      <w:r>
-        <w:rPr>
-          <w:b/>
-          <w:color w:val="2B6CB0"/>
-          <w:sz w:val="18"/>
-        </w:rPr>
-        <w:t>[Ans: N/A]</w:t>
-      </w:r>
-    </w:p>
-    <w:p>
-      <w:pPr>
-        <w:spacing w:after="120"/>
-      </w:pPr>
-    </w:p>
-    <w:p>
-      <w:pPr>
-        <w:pStyle w:val="Heading2"/>
-      </w:pPr>
-      <w:r>
-        <w:rPr>
-          <w:color w:val="2B6CB0"/>
-          <w:sz w:val="24"/>
-        </w:rPr>
-        <w:t>3.2 Evaluation of Limits &amp; L'Hopital's Rule (Very High Yield — 18 PYQs)</w:t>
-      </w:r>
-    </w:p>
-    <w:p>
-      <w:r>
-        <w:rPr>
-          <w:b/>
-          <w:sz w:val="20"/>
-        </w:rPr>
-        <w:t xml:space="preserve">Core Principle: </w:t>
-      </w:r>
-      <w:r>
-        <w:rPr>
-          <w:sz w:val="20"/>
-        </w:rPr>
-        <w:t>Resolution of indeterminate forms (0/0, ∞/∞, 1^∞), standard trigonometric and exponential limits, and Series expansion.</w:t>
-      </w:r>
-    </w:p>
-    <w:tbl>
-      <w:tblPr>
-        <w:tblW w:type="auto" w:w="0"/>
-        <w:jc w:val="center"/>
-        <w:tblLook w:firstColumn="1" w:firstRow="1" w:lastColumn="0" w:lastRow="0" w:noHBand="0" w:noVBand="1" w:val="04A0"/>
-      </w:tblPr>
-      <w:tblGrid>
-        <w:gridCol w:w="10080"/>
-      </w:tblGrid>
-      <w:tr>
-        <w:tc>
-          <w:tcPr>
-            <w:tcW w:type="dxa" w:w="10080"/>
-            <w:shd w:fill="FFF5F5"/>
-            <w:tcMar>
-              <w:top w:w="100" w:type="dxa"/>
-              <w:bottom w:w="100" w:type="dxa"/>
-              <w:left w:w="150" w:type="dxa"/>
-              <w:right w:w="150" w:type="dxa"/>
-            </w:tcMar>
-          </w:tcPr>
-          <w:p>
-            <w:r>
-              <w:rPr>
-                <w:b/>
-                <w:color w:val="C53030"/>
-                <w:sz w:val="19"/>
-              </w:rPr>
-              <w:t xml:space="preserve">⚠️ Common Trap / JEE Pitfall: </w:t>
-            </w:r>
-            <w:r>
-              <w:rPr>
-                <w:color w:val="2D3748"/>
-                <w:sz w:val="19"/>
-              </w:rPr>
-              <w:t>Before applying L'Hopital's rule, ALWAYS check that the limit is in an indeterminate form (0/0 or ∞/∞). Differentiating a determinate form produces an incorrect answer.</w:t>
-            </w:r>
-          </w:p>
-        </w:tc>
-      </w:tr>
-    </w:tbl>
-    <w:tbl>
-      <w:tblPr>
-        <w:tblW w:type="auto" w:w="0"/>
-        <w:jc w:val="center"/>
-        <w:tblLook w:firstColumn="1" w:firstRow="1" w:lastColumn="0" w:lastRow="0" w:noHBand="0" w:noVBand="1" w:val="04A0"/>
-      </w:tblPr>
-      <w:tblGrid>
-        <w:gridCol w:w="10080"/>
-      </w:tblGrid>
-      <w:tr>
-        <w:tc>
-          <w:tcPr>
-            <w:tcW w:type="dxa" w:w="10080"/>
-            <w:shd w:fill="F0FFF4"/>
-            <w:tcMar>
-              <w:top w:w="100" w:type="dxa"/>
-              <w:bottom w:w="100" w:type="dxa"/>
-              <w:left w:w="150" w:type="dxa"/>
-              <w:right w:w="150" w:type="dxa"/>
-            </w:tcMar>
-          </w:tcPr>
-          <w:p>
-            <w:r>
-              <w:rPr>
-                <w:b/>
-                <w:color w:val="276749"/>
-                <w:sz w:val="19"/>
-              </w:rPr>
-              <w:t xml:space="preserve">💡 Speed Hack / Trick: </w:t>
-            </w:r>
-            <w:r>
-              <w:rPr>
-                <w:color w:val="2D3748"/>
-                <w:sz w:val="19"/>
-              </w:rPr>
-              <w:t>Maclaurin expansions are often faster than repeated L'Hopital: sin x = x - (x^3 / 6), cos x = 1 - (x^2 / 2), e^x = 1 + x + (x^2 / 2).</w:t>
-            </w:r>
-          </w:p>
-        </w:tc>
-      </w:tr>
-    </w:tbl>
-    <w:p>
-      <w:pPr>
-        <w:spacing w:before="120" w:after="40"/>
-      </w:pPr>
-      <w:r>
-        <w:rPr>
-          <w:b/>
-          <w:color w:val="1A365D"/>
-          <w:sz w:val="19"/>
-        </w:rPr>
-        <w:t>Source PYQs testing this concept:</w:t>
-      </w:r>
-    </w:p>
-    <w:p>
-      <w:pPr>
-        <w:pStyle w:val="ListBullet"/>
-        <w:spacing w:after="40"/>
-      </w:pPr>
-      <w:r>
-        <w:rPr>
-          <w:b/>
-          <w:sz w:val="18"/>
-        </w:rPr>
-        <w:t xml:space="preserve">[2026 Shift] Q#2 (MCQ): </w:t>
-      </w:r>
-      <w:r>
-        <w:rPr>
-          <w:sz w:val="18"/>
-        </w:rPr>
-        <w:t xml:space="preserve">"If f(x)=sin^-1(\frac2x1+x^2) , then f^'((1 / 2))=..."  </w:t>
-      </w:r>
-      <w:r>
-        <w:rPr>
-          <w:b/>
-          <w:color w:val="2B6CB0"/>
-          <w:sz w:val="18"/>
-        </w:rPr>
-        <w:t>[Ans: A]</w:t>
       </w:r>
     </w:p>
     <w:p>
@@ -902,13 +902,13 @@
           <w:b/>
           <w:sz w:val="18"/>
         </w:rPr>
-        <w:t xml:space="preserve">[2025 Shift] Q#2 (MCQ): </w:t>
+        <w:t xml:space="preserve">[2021 Shift] Q#1 (MCQ): </w:t>
       </w:r>
       <w:r>
         <w:rPr>
           <w:sz w:val="18"/>
         </w:rPr>
-        <w:t xml:space="preserve">"If y=asin^3t,x=acos^3t , then (dy / dx) at t=(3π / 4) is..."  </w:t>
+        <w:t xml:space="preserve">"For constant a,(d / dx)(x^x+x^a+a^x+a^a) is..."  </w:t>
       </w:r>
       <w:r>
         <w:rPr>
@@ -1067,7 +1067,7 @@
           <w:color w:val="1A365D"/>
           <w:sz w:val="22"/>
         </w:rPr>
-        <w:t>Benchmark Problem 2: KCET 2026 (Q#2)</w:t>
+        <w:t>Benchmark Problem 2: KCET 2026 (Q#3)</w:t>
       </w:r>
     </w:p>
     <w:p>
@@ -1078,21 +1078,7 @@
         <w:rPr>
           <w:sz w:val="20"/>
         </w:rPr>
-        <w:t>If f(x)=sin^-1(\frac2x1+x^2) , then f^'((1 / 2))=</w:t>
-      </w:r>
-    </w:p>
-    <w:p>
-      <w:pPr>
-        <w:pStyle w:val="ListBullet"/>
-        <w:spacing w:after="20"/>
-      </w:pPr>
-      <w:r>
-        <w:rPr>
-          <w:b/>
-          <w:color w:val="276749"/>
-          <w:sz w:val="19"/>
-        </w:rPr>
-        <w:t>(A) (8 / 5)</w:t>
+        <w:t>If y=\sqrt[3] , then (dy / dx)=</w:t>
       </w:r>
     </w:p>
     <w:p>
@@ -1104,7 +1090,7 @@
         <w:rPr>
           <w:sz w:val="19"/>
         </w:rPr>
-        <w:t>(B) (5 / 8)</w:t>
+        <w:t>(A) \fractanx3y^2-1</w:t>
       </w:r>
     </w:p>
     <w:p>
@@ -1116,7 +1102,7 @@
         <w:rPr>
           <w:sz w:val="19"/>
         </w:rPr>
-        <w:t>(C) (4 / 5)</w:t>
+        <w:t>(B) \fracsec^2x3y-1</w:t>
       </w:r>
     </w:p>
     <w:p>
@@ -1128,7 +1114,19 @@
         <w:rPr>
           <w:sz w:val="19"/>
         </w:rPr>
-        <w:t>(D) 0</w:t>
+        <w:t>(C) (tanx / 3y-1)</w:t>
+      </w:r>
+    </w:p>
+    <w:p>
+      <w:pPr>
+        <w:pStyle w:val="ListBullet"/>
+        <w:spacing w:after="20"/>
+      </w:pPr>
+      <w:r>
+        <w:rPr>
+          <w:sz w:val="19"/>
+        </w:rPr>
+        <w:t>(D) \fracsec^2x3y^2-1</w:t>
       </w:r>
     </w:p>
     <w:tbl>
@@ -1159,7 +1157,7 @@
                 <w:color w:val="1A365D"/>
                 <w:sz w:val="19"/>
               </w:rPr>
-              <w:t>Correct Answer: A</w:t>
+              <w:t>Correct Answer: None</w:t>
               <w:br/>
             </w:r>
             <w:r>
@@ -1169,7 +1167,7 @@
               </w:rPr>
               <w:t>Solution Analysis:</w:t>
               <w:br/>
-              <w:t>Given f(x)=sin^-1(\frac2x1+x^2) Put u=\frac2x1+x^2 Then f^'(x)=\fracu^'√(1-u^2) Now differentiate u : u^'=\frac(1+x^2)(2)-2x(2x)(1+x^2)^2 u^'=\frac2+2x^2-4x^2(1+x^2)^2=\frac2(1-x^2)(1+x^2)^2 Also, 1-u^2=1-(\frac2x1+x^2)^2 =\frac(1+x^2)^2-4x^2(1+x^2)^2 =\frac(1-x^2)^2(1+x^2)^2 So, √(1-u^2)=\frac|1-x^2|1+x^2 At x=(1 / 2) , we have 1-x^2&gt;0 , so √(1-u^2)=\frac1-x^21+x^2 Thus, f^'(x)=\frac\frac2(1-x^2)(1+x^2)^2\frac1-x^21+x^2 f^'(x)=\frac21+x^2 Now put x=(1 / 2) : f^'((1 / 2))=\frac21+((1 / 2))^2 =(2 / 1+(1 / 4))=(2 / (5 / 4))=(8 / 5) So the correct option is (8 / 5) Option A.</w:t>
+              <w:t>Given, y=\sqrt[3] To remove the cube root, cube both sides: y^3=tanx+y Now differentiate both sides with respect to x . For the left side, using chain rule: (d / dx)(y^3)=3y^2(dy / dx) For the right side: (d / dx)(tanx+y)=sec^2x+(dy / dx) So, 3y^2(dy / dx)=sec^2x+(dy / dx) Bring the terms containing (dy / dx) together: 3y^2(dy / dx)-(dy / dx)=sec^2x Take (dy / dx) common: (3y^2-1)(dy / dx)=sec^2x Hence, (dy / dx)=\fracsec^2x3y^2-1 So the correct option is: Option D</w:t>
             </w:r>
           </w:p>
         </w:tc>

--- a/data/exports/kcet-differentiation_revision_notes.docx
+++ b/data/exports/kcet-differentiation_revision_notes.docx
@@ -189,7 +189,7 @@
                 <w:color w:val="2D3748"/>
                 <w:sz w:val="19"/>
               </w:rPr>
-              <w:t>Evaluation of Limits &amp; L'Hopital's Rule</w:t>
+              <w:t>Implicit, Logarithmic &amp; Higher Order Derivatives</w:t>
             </w:r>
           </w:p>
         </w:tc>
@@ -209,7 +209,7 @@
               <w:rPr>
                 <w:sz w:val="19"/>
               </w:rPr>
-              <w:t>31 PYQs</w:t>
+              <w:t>23 PYQs</w:t>
             </w:r>
           </w:p>
         </w:tc>
@@ -230,7 +230,7 @@
                 <w:color w:val="718096"/>
                 <w:sz w:val="19"/>
               </w:rPr>
-              <w:t>Limits</w:t>
+              <w:t>Advanced Calculus</w:t>
             </w:r>
           </w:p>
         </w:tc>
@@ -251,10 +251,10 @@
             <w:r>
               <w:rPr>
                 <w:b/>
-                <w:color w:val="718096"/>
+                <w:color w:val="C53030"/>
                 <w:sz w:val="19"/>
               </w:rPr>
-              <w:t>Moderate</w:t>
+              <w:t>Very High</w:t>
             </w:r>
           </w:p>
         </w:tc>
@@ -276,7 +276,7 @@
                 <w:color w:val="2D3748"/>
                 <w:sz w:val="19"/>
               </w:rPr>
-              <w:t>Continuity &amp; Differentiability at a Point</w:t>
+              <w:t>Standard Derivatives &amp; Inverse Trigonometric Substitutions</w:t>
             </w:r>
           </w:p>
         </w:tc>
@@ -296,7 +296,7 @@
               <w:rPr>
                 <w:sz w:val="19"/>
               </w:rPr>
-              <w:t>7 PYQs</w:t>
+              <w:t>15 PYQs</w:t>
             </w:r>
           </w:p>
         </w:tc>
@@ -317,7 +317,7 @@
                 <w:color w:val="718096"/>
                 <w:sz w:val="19"/>
               </w:rPr>
-              <w:t>Continuity &amp; Differentiability</w:t>
+              <w:t>Differentiation Techniques</w:t>
             </w:r>
           </w:p>
         </w:tc>
@@ -417,7 +417,7 @@
                 <w:color w:val="1A365D"/>
                 <w:sz w:val="19"/>
               </w:rPr>
-              <w:t>Evaluation of Limits &amp; L'Hopital's Rule</w:t>
+              <w:t>Implicit, Logarithmic &amp; Higher Order Derivatives</w:t>
             </w:r>
           </w:p>
         </w:tc>
@@ -439,7 +439,7 @@
                 <w:color w:val="2D3748"/>
                 <w:sz w:val="19"/>
               </w:rPr>
-              <w:t>\lim_{x \to 0}\frac{\sin x}{x} = 1, \quad \lim_{x \to 0}\frac{\ln(1+x)}{x} = 1, \quad \lim_{x \to a} f(x)^{g(x)} = e^{\lim_{x \to a} (f(x) - 1)g(x)} \text{ (for } 1^\infty)</w:t>
+              <w:t>\frac{d}{dx}[u^v] = u^v \left[\frac{v}{u}\frac{du}{dx} + \ln u \frac{dv}{dx}\right], \quad \frac{d^2y}{dx^2} = \frac{\frac{d}{dt}(dy/dx)}{dx/dt}</w:t>
             </w:r>
           </w:p>
         </w:tc>
@@ -463,7 +463,7 @@
                 <w:color w:val="1A365D"/>
                 <w:sz w:val="19"/>
               </w:rPr>
-              <w:t>Continuity &amp; Differentiability at a Point</w:t>
+              <w:t>Standard Derivatives &amp; Inverse Trigonometric Substitutions</w:t>
             </w:r>
           </w:p>
         </w:tc>
@@ -485,7 +485,7 @@
                 <w:color w:val="2D3748"/>
                 <w:sz w:val="19"/>
               </w:rPr>
-              <w:t>\text{Continuous at } a \iff \lim_{x \to a^-} f(x) = \lim_{x \to a^+} f(x) = f(a), \quad \text{Differentiability } \implies \text{Continuity}</w:t>
+              <w:t>\frac{d}{dx}[\sin^{-1}\frac{2x}{1+x^2}] = \frac{2}{1+x^2}, \quad \frac{d}{dx}[\cos^{-1}(4x^3-3x)] = -\frac{3}{\sqrt{1-x^2}}</w:t>
             </w:r>
           </w:p>
         </w:tc>
@@ -517,7 +517,7 @@
           <w:color w:val="2B6CB0"/>
           <w:sz w:val="24"/>
         </w:rPr>
-        <w:t>3.1 Evaluation of Limits &amp; L'Hopital's Rule (Very High Yield — 31 PYQs)</w:t>
+        <w:t>3.1 Implicit, Logarithmic &amp; Higher Order Derivatives (Very High Yield — 23 PYQs)</w:t>
       </w:r>
     </w:p>
     <w:p>
@@ -532,7 +532,7 @@
         <w:rPr>
           <w:sz w:val="20"/>
         </w:rPr>
-        <w:t>Resolution of indeterminate forms (0/0, ∞/∞, 1^∞), standard trigonometric and exponential limits, and Series expansion.</w:t>
+        <w:t>Implicit differentiation: differentiate both sides with respect to x. Logarithmic differentiation for y = f(x)^g(x) or products/quotients. Second order derivatives (d^2y / dx^2). For parametric equations x = f(t), y = g(t), (d^2y / dx^2) = (d / dt)\left((dy / dx)\right) (1 / dx/dt).</w:t>
       </w:r>
     </w:p>
     <w:tbl>
@@ -570,7 +570,7 @@
                 <w:color w:val="2D3748"/>
                 <w:sz w:val="19"/>
               </w:rPr>
-              <w:t>Before applying L'Hopital's rule, ALWAYS check that the limit is in an indeterminate form (0/0 or ∞/∞). Differentiating a determinate form produces an incorrect answer.</w:t>
+              <w:t>For parametric second derivatives, remember the final chain rule step × (dt / dx)!</w:t>
             </w:r>
           </w:p>
         </w:tc>
@@ -611,7 +611,215 @@
                 <w:color w:val="2D3748"/>
                 <w:sz w:val="19"/>
               </w:rPr>
-              <w:t>Maclaurin expansions are often faster than repeated L'Hopital: sin x = x - (x^3 / 6), cos x = 1 - (x^2 / 2), e^x = 1 + x + (x^2 / 2).</w:t>
+              <w:t>For homogeneous implicit equations x^p y^q = (x+y)^p+q, (dy / dx) = (y / x), and (d^2y / dx^2) = 0.</w:t>
+            </w:r>
+          </w:p>
+        </w:tc>
+      </w:tr>
+    </w:tbl>
+    <w:p>
+      <w:pPr>
+        <w:spacing w:before="120" w:after="40"/>
+      </w:pPr>
+      <w:r>
+        <w:rPr>
+          <w:b/>
+          <w:color w:val="1A365D"/>
+          <w:sz w:val="19"/>
+        </w:rPr>
+        <w:t>Source PYQs testing this concept:</w:t>
+      </w:r>
+    </w:p>
+    <w:p>
+      <w:pPr>
+        <w:pStyle w:val="ListBullet"/>
+        <w:spacing w:after="40"/>
+      </w:pPr>
+      <w:r>
+        <w:rPr>
+          <w:b/>
+          <w:sz w:val="18"/>
+        </w:rPr>
+        <w:t xml:space="preserve">[2026 Shift] Q#4 (MCQ): </w:t>
+      </w:r>
+      <w:r>
+        <w:rPr>
+          <w:sz w:val="18"/>
+        </w:rPr>
+        <w:t xml:space="preserve">"If √(x)\sqrt[3]=(x+y)^n and x(dy / dx)-y=0 , then n=..."  </w:t>
+      </w:r>
+      <w:r>
+        <w:rPr>
+          <w:b/>
+          <w:color w:val="2B6CB0"/>
+          <w:sz w:val="18"/>
+        </w:rPr>
+        <w:t>[Ans: C]</w:t>
+      </w:r>
+    </w:p>
+    <w:p>
+      <w:pPr>
+        <w:pStyle w:val="ListBullet"/>
+        <w:spacing w:after="40"/>
+      </w:pPr>
+      <w:r>
+        <w:rPr>
+          <w:b/>
+          <w:sz w:val="18"/>
+        </w:rPr>
+        <w:t xml:space="preserve">[2025 Shift] Q#1 (MCQ): </w:t>
+      </w:r>
+      <w:r>
+        <w:rPr>
+          <w:sz w:val="18"/>
+        </w:rPr>
+        <w:t xml:space="preserve">"If y=(cosx / 1+sinx) , then (a) (dy / dx)=(-1 / 1+sinx) (b) (dy / dx)=(1 / 1+sinx) (c) $\frac{dy}{dx}=-\frac{1}{2}..."  </w:t>
+      </w:r>
+      <w:r>
+        <w:rPr>
+          <w:b/>
+          <w:color w:val="2B6CB0"/>
+          <w:sz w:val="18"/>
+        </w:rPr>
+        <w:t>[Ans: N/A]</w:t>
+      </w:r>
+    </w:p>
+    <w:p>
+      <w:pPr>
+        <w:pStyle w:val="ListBullet"/>
+        <w:spacing w:after="40"/>
+      </w:pPr>
+      <w:r>
+        <w:rPr>
+          <w:b/>
+          <w:sz w:val="18"/>
+        </w:rPr>
+        <w:t xml:space="preserve">[2025 Shift] Q#2 (MCQ): </w:t>
+      </w:r>
+      <w:r>
+        <w:rPr>
+          <w:sz w:val="18"/>
+        </w:rPr>
+        <w:t xml:space="preserve">"If y=asin^3t,x=acos^3t , then (dy / dx) at t=(3π / 4) is..."  </w:t>
+      </w:r>
+      <w:r>
+        <w:rPr>
+          <w:b/>
+          <w:color w:val="2B6CB0"/>
+          <w:sz w:val="18"/>
+        </w:rPr>
+        <w:t>[Ans: N/A]</w:t>
+      </w:r>
+    </w:p>
+    <w:p>
+      <w:pPr>
+        <w:spacing w:after="120"/>
+      </w:pPr>
+    </w:p>
+    <w:p>
+      <w:pPr>
+        <w:pStyle w:val="Heading2"/>
+      </w:pPr>
+      <w:r>
+        <w:rPr>
+          <w:color w:val="2B6CB0"/>
+          <w:sz w:val="24"/>
+        </w:rPr>
+        <w:t>3.2 Standard Derivatives &amp; Inverse Trigonometric Substitutions (Very High Yield — 15 PYQs)</w:t>
+      </w:r>
+    </w:p>
+    <w:p>
+      <w:r>
+        <w:rPr>
+          <w:b/>
+          <w:sz w:val="20"/>
+        </w:rPr>
+        <w:t xml:space="preserve">Core Principle: </w:t>
+      </w:r>
+      <w:r>
+        <w:rPr>
+          <w:sz w:val="20"/>
+        </w:rPr>
+        <w:t>Differentiation of composite functions and inverse trigonometric forms using standard substitutions: x = tanθ for sin^-1(2x / 1+x^2) = 2tan^-1x; x = cosθ for cos^-1(2x^2-1) = 2cos^-1x and cos^-1(4x^3-3x) = 3cos^-1x.</w:t>
+      </w:r>
+    </w:p>
+    <w:tbl>
+      <w:tblPr>
+        <w:tblW w:type="auto" w:w="0"/>
+        <w:jc w:val="center"/>
+        <w:tblLook w:firstColumn="1" w:firstRow="1" w:lastColumn="0" w:lastRow="0" w:noHBand="0" w:noVBand="1" w:val="04A0"/>
+      </w:tblPr>
+      <w:tblGrid>
+        <w:gridCol w:w="10080"/>
+      </w:tblGrid>
+      <w:tr>
+        <w:tc>
+          <w:tcPr>
+            <w:tcW w:type="dxa" w:w="10080"/>
+            <w:shd w:fill="FFF5F5"/>
+            <w:tcMar>
+              <w:top w:w="100" w:type="dxa"/>
+              <w:bottom w:w="100" w:type="dxa"/>
+              <w:left w:w="150" w:type="dxa"/>
+              <w:right w:w="150" w:type="dxa"/>
+            </w:tcMar>
+          </w:tcPr>
+          <w:p>
+            <w:r>
+              <w:rPr>
+                <w:b/>
+                <w:color w:val="C53030"/>
+                <w:sz w:val="19"/>
+              </w:rPr>
+              <w:t xml:space="preserve">⚠️ Common Trap / JEE Pitfall: </w:t>
+            </w:r>
+            <w:r>
+              <w:rPr>
+                <w:color w:val="2D3748"/>
+                <w:sz w:val="19"/>
+              </w:rPr>
+              <w:t>Check the given interval of x before writing the simplified inverse trigonometric form.</w:t>
+            </w:r>
+          </w:p>
+        </w:tc>
+      </w:tr>
+    </w:tbl>
+    <w:tbl>
+      <w:tblPr>
+        <w:tblW w:type="auto" w:w="0"/>
+        <w:jc w:val="center"/>
+        <w:tblLook w:firstColumn="1" w:firstRow="1" w:lastColumn="0" w:lastRow="0" w:noHBand="0" w:noVBand="1" w:val="04A0"/>
+      </w:tblPr>
+      <w:tblGrid>
+        <w:gridCol w:w="10080"/>
+      </w:tblGrid>
+      <w:tr>
+        <w:tc>
+          <w:tcPr>
+            <w:tcW w:type="dxa" w:w="10080"/>
+            <w:shd w:fill="F0FFF4"/>
+            <w:tcMar>
+              <w:top w:w="100" w:type="dxa"/>
+              <w:bottom w:w="100" w:type="dxa"/>
+              <w:left w:w="150" w:type="dxa"/>
+              <w:right w:w="150" w:type="dxa"/>
+            </w:tcMar>
+          </w:tcPr>
+          <w:p>
+            <w:r>
+              <w:rPr>
+                <w:b/>
+                <w:color w:val="276749"/>
+                <w:sz w:val="19"/>
+              </w:rPr>
+              <w:t xml:space="preserve">💡 Speed Hack / Trick: </w:t>
+            </w:r>
+            <w:r>
+              <w:rPr>
+                <w:color w:val="2D3748"/>
+                <w:sz w:val="19"/>
+              </w:rPr>
+              <w:t>Derivative of u(x) with respect to v(x) is simply (du/dx / dv/dx).</w:t>
             </w:r>
           </w:p>
         </w:tc>
@@ -694,160 +902,6 @@
           <w:b/>
           <w:sz w:val="18"/>
         </w:rPr>
-        <w:t xml:space="preserve">[2025 Shift] Q#1 (MCQ): </w:t>
-      </w:r>
-      <w:r>
-        <w:rPr>
-          <w:sz w:val="18"/>
-        </w:rPr>
-        <w:t xml:space="preserve">"If y=(cosx / 1+sinx) , then (a) (dy / dx)=(-1 / 1+sinx) (b) (dy / dx)=(1 / 1+sinx) (c) $\frac{dy}{dx}=-\frac{1}{2}..."  </w:t>
-      </w:r>
-      <w:r>
-        <w:rPr>
-          <w:b/>
-          <w:color w:val="2B6CB0"/>
-          <w:sz w:val="18"/>
-        </w:rPr>
-        <w:t>[Ans: N/A]</w:t>
-      </w:r>
-    </w:p>
-    <w:p>
-      <w:pPr>
-        <w:spacing w:after="120"/>
-      </w:pPr>
-    </w:p>
-    <w:p>
-      <w:pPr>
-        <w:pStyle w:val="Heading2"/>
-      </w:pPr>
-      <w:r>
-        <w:rPr>
-          <w:color w:val="2B6CB0"/>
-          <w:sz w:val="24"/>
-        </w:rPr>
-        <w:t>3.2 Continuity &amp; Differentiability at a Point (Moderate Yield — 7 PYQs)</w:t>
-      </w:r>
-    </w:p>
-    <w:p>
-      <w:r>
-        <w:rPr>
-          <w:b/>
-          <w:sz w:val="20"/>
-        </w:rPr>
-        <w:t xml:space="preserve">Core Principle: </w:t>
-      </w:r>
-      <w:r>
-        <w:rPr>
-          <w:sz w:val="20"/>
-        </w:rPr>
-        <w:t>Epsilon-delta and limit criteria for continuity, left/right hand derivatives, and graphical identification of non-differentiable sharp points.</w:t>
-      </w:r>
-    </w:p>
-    <w:tbl>
-      <w:tblPr>
-        <w:tblW w:type="auto" w:w="0"/>
-        <w:jc w:val="center"/>
-        <w:tblLook w:firstColumn="1" w:firstRow="1" w:lastColumn="0" w:lastRow="0" w:noHBand="0" w:noVBand="1" w:val="04A0"/>
-      </w:tblPr>
-      <w:tblGrid>
-        <w:gridCol w:w="10080"/>
-      </w:tblGrid>
-      <w:tr>
-        <w:tc>
-          <w:tcPr>
-            <w:tcW w:type="dxa" w:w="10080"/>
-            <w:shd w:fill="FFF5F5"/>
-            <w:tcMar>
-              <w:top w:w="100" w:type="dxa"/>
-              <w:bottom w:w="100" w:type="dxa"/>
-              <w:left w:w="150" w:type="dxa"/>
-              <w:right w:w="150" w:type="dxa"/>
-            </w:tcMar>
-          </w:tcPr>
-          <w:p>
-            <w:r>
-              <w:rPr>
-                <w:b/>
-                <w:color w:val="C53030"/>
-                <w:sz w:val="19"/>
-              </w:rPr>
-              <w:t xml:space="preserve">⚠️ Common Trap / JEE Pitfall: </w:t>
-            </w:r>
-            <w:r>
-              <w:rPr>
-                <w:color w:val="2D3748"/>
-                <w:sz w:val="19"/>
-              </w:rPr>
-              <w:t>Differentiability implies continuity, but continuity DOES NOT imply differentiability (e.g. f(x) = |x| is continuous at x=0 but not differentiable).</w:t>
-            </w:r>
-          </w:p>
-        </w:tc>
-      </w:tr>
-    </w:tbl>
-    <w:tbl>
-      <w:tblPr>
-        <w:tblW w:type="auto" w:w="0"/>
-        <w:jc w:val="center"/>
-        <w:tblLook w:firstColumn="1" w:firstRow="1" w:lastColumn="0" w:lastRow="0" w:noHBand="0" w:noVBand="1" w:val="04A0"/>
-      </w:tblPr>
-      <w:tblGrid>
-        <w:gridCol w:w="10080"/>
-      </w:tblGrid>
-      <w:tr>
-        <w:tc>
-          <w:tcPr>
-            <w:tcW w:type="dxa" w:w="10080"/>
-            <w:shd w:fill="F0FFF4"/>
-            <w:tcMar>
-              <w:top w:w="100" w:type="dxa"/>
-              <w:bottom w:w="100" w:type="dxa"/>
-              <w:left w:w="150" w:type="dxa"/>
-              <w:right w:w="150" w:type="dxa"/>
-            </w:tcMar>
-          </w:tcPr>
-          <w:p>
-            <w:r>
-              <w:rPr>
-                <w:b/>
-                <w:color w:val="276749"/>
-                <w:sz w:val="19"/>
-              </w:rPr>
-              <w:t xml:space="preserve">💡 Speed Hack / Trick: </w:t>
-            </w:r>
-            <w:r>
-              <w:rPr>
-                <w:color w:val="2D3748"/>
-                <w:sz w:val="19"/>
-              </w:rPr>
-              <w:t>The greatest integer function [x] is discontinuous at all integer points x ∈ \mathbbZ.</w:t>
-            </w:r>
-          </w:p>
-        </w:tc>
-      </w:tr>
-    </w:tbl>
-    <w:p>
-      <w:pPr>
-        <w:spacing w:before="120" w:after="40"/>
-      </w:pPr>
-      <w:r>
-        <w:rPr>
-          <w:b/>
-          <w:color w:val="1A365D"/>
-          <w:sz w:val="19"/>
-        </w:rPr>
-        <w:t>Source PYQs testing this concept:</w:t>
-      </w:r>
-    </w:p>
-    <w:p>
-      <w:pPr>
-        <w:pStyle w:val="ListBullet"/>
-        <w:spacing w:after="40"/>
-      </w:pPr>
-      <w:r>
-        <w:rPr>
-          <w:b/>
-          <w:sz w:val="18"/>
-        </w:rPr>
         <w:t xml:space="preserve">[2026 Shift] Q#3 (MCQ): </w:t>
       </w:r>
       <w:r>
@@ -855,60 +909,6 @@
           <w:sz w:val="18"/>
         </w:rPr>
         <w:t xml:space="preserve">"If y=\sqrt[3] , then (dy / dx)=..."  </w:t>
-      </w:r>
-      <w:r>
-        <w:rPr>
-          <w:b/>
-          <w:color w:val="2B6CB0"/>
-          <w:sz w:val="18"/>
-        </w:rPr>
-        <w:t>[Ans: N/A]</w:t>
-      </w:r>
-    </w:p>
-    <w:p>
-      <w:pPr>
-        <w:pStyle w:val="ListBullet"/>
-        <w:spacing w:after="40"/>
-      </w:pPr>
-      <w:r>
-        <w:rPr>
-          <w:b/>
-          <w:sz w:val="18"/>
-        </w:rPr>
-        <w:t xml:space="preserve">[2026 Shift] Q#4 (MCQ): </w:t>
-      </w:r>
-      <w:r>
-        <w:rPr>
-          <w:sz w:val="18"/>
-        </w:rPr>
-        <w:t xml:space="preserve">"If √(x)\sqrt[3]=(x+y)^n and x(dy / dx)-y=0 , then n=..."  </w:t>
-      </w:r>
-      <w:r>
-        <w:rPr>
-          <w:b/>
-          <w:color w:val="2B6CB0"/>
-          <w:sz w:val="18"/>
-        </w:rPr>
-        <w:t>[Ans: C]</w:t>
-      </w:r>
-    </w:p>
-    <w:p>
-      <w:pPr>
-        <w:pStyle w:val="ListBullet"/>
-        <w:spacing w:after="40"/>
-      </w:pPr>
-      <w:r>
-        <w:rPr>
-          <w:b/>
-          <w:sz w:val="18"/>
-        </w:rPr>
-        <w:t xml:space="preserve">[2021 Shift] Q#1 (MCQ): </w:t>
-      </w:r>
-      <w:r>
-        <w:rPr>
-          <w:sz w:val="18"/>
-        </w:rPr>
-        <w:t xml:space="preserve">"For constant a,(d / dx)(x^x+x^a+a^x+a^a) is..."  </w:t>
       </w:r>
       <w:r>
         <w:rPr>
@@ -1067,7 +1067,7 @@
           <w:color w:val="1A365D"/>
           <w:sz w:val="22"/>
         </w:rPr>
-        <w:t>Benchmark Problem 2: KCET 2026 (Q#3)</w:t>
+        <w:t>Benchmark Problem 2: KCET 2026 (Q#4)</w:t>
       </w:r>
     </w:p>
     <w:p>
@@ -1078,7 +1078,7 @@
         <w:rPr>
           <w:sz w:val="20"/>
         </w:rPr>
-        <w:t>If y=\sqrt[3] , then (dy / dx)=</w:t>
+        <w:t>If √(x)\sqrt[3]=(x+y)^n and x(dy / dx)-y=0 , then n=</w:t>
       </w:r>
     </w:p>
     <w:p>
@@ -1090,7 +1090,7 @@
         <w:rPr>
           <w:sz w:val="19"/>
         </w:rPr>
-        <w:t>(A) \fractanx3y^2-1</w:t>
+        <w:t>(A) 1</w:t>
       </w:r>
     </w:p>
     <w:p>
@@ -1102,7 +1102,21 @@
         <w:rPr>
           <w:sz w:val="19"/>
         </w:rPr>
-        <w:t>(B) \fracsec^2x3y-1</w:t>
+        <w:t>(B) (6 / 5)</w:t>
+      </w:r>
+    </w:p>
+    <w:p>
+      <w:pPr>
+        <w:pStyle w:val="ListBullet"/>
+        <w:spacing w:after="20"/>
+      </w:pPr>
+      <w:r>
+        <w:rPr>
+          <w:b/>
+          <w:color w:val="276749"/>
+          <w:sz w:val="19"/>
+        </w:rPr>
+        <w:t>(C) (5 / 6)</w:t>
       </w:r>
     </w:p>
     <w:p>
@@ -1114,19 +1128,7 @@
         <w:rPr>
           <w:sz w:val="19"/>
         </w:rPr>
-        <w:t>(C) (tanx / 3y-1)</w:t>
-      </w:r>
-    </w:p>
-    <w:p>
-      <w:pPr>
-        <w:pStyle w:val="ListBullet"/>
-        <w:spacing w:after="20"/>
-      </w:pPr>
-      <w:r>
-        <w:rPr>
-          <w:sz w:val="19"/>
-        </w:rPr>
-        <w:t>(D) \fracsec^2x3y^2-1</w:t>
+        <w:t>(D) (4 / 9)</w:t>
       </w:r>
     </w:p>
     <w:tbl>
@@ -1157,7 +1159,7 @@
                 <w:color w:val="1A365D"/>
                 <w:sz w:val="19"/>
               </w:rPr>
-              <w:t>Correct Answer: None</w:t>
+              <w:t>Correct Answer: C</w:t>
               <w:br/>
             </w:r>
             <w:r>
@@ -1167,7 +1169,7 @@
               </w:rPr>
               <w:t>Solution Analysis:</w:t>
               <w:br/>
-              <w:t>Given, y=\sqrt[3] To remove the cube root, cube both sides: y^3=tanx+y Now differentiate both sides with respect to x . For the left side, using chain rule: (d / dx)(y^3)=3y^2(dy / dx) For the right side: (d / dx)(tanx+y)=sec^2x+(dy / dx) So, 3y^2(dy / dx)=sec^2x+(dy / dx) Bring the terms containing (dy / dx) together: 3y^2(dy / dx)-(dy / dx)=sec^2x Take (dy / dx) common: (3y^2-1)(dy / dx)=sec^2x Hence, (dy / dx)=\fracsec^2x3y^2-1 So the correct option is: Option D</w:t>
+              <w:t>Given, √(x)\sqrt[3]=(x+y)^n and x(dy / dx)-y=0 From the second equation, x(dy / dx)=y So, (dy / dx)=(y / x) Now take logarithm on both sides of √(x)\sqrt[3]=(x+y)^n We get log(x^1/2y^1/3)=log((x+y)^n) Using laws of logarithms, (1 / 2)logx+(1 / 3)logy=nlog(x+y) Differentiate both sides with respect to x : (1 / 2x)+(1 / 3) · (1 / y)(dy / dx)=n · (1+(dy / dx) / x+y) Now substitute (dy / dx)=(y / x) So the left side becomes (1 / 2x)+(1 / 3) · (1 / y) · (y / x)=(1 / 2x)+(1 / 3x)=(5 / 6x) The right side becomes n · (1+(y / x) / x+y)=n · ((x+y / x) / x+y)=(n / x) So, (5 / 6x)=(n / x) Hence, n=(5 / 6) So the correct option is (5 / 6) Option C.</w:t>
             </w:r>
           </w:p>
         </w:tc>
